--- a/word_reports/LP_0036_위치_211_Various Artists_High Ener.docx
+++ b/word_reports/LP_0036_위치_211_Various Artists_High Ener.docx
@@ -4,7 +4,7 @@
   <w:body>
     <w:p>
       <w:pPr>
-        <w:spacing w:after="280"/>
+        <w:spacing w:after="80"/>
       </w:pPr>
       <w:r>
         <w:rPr w:rFonts="맑은 고딕">
@@ -13,94 +13,47 @@
           <w:color w:val="1E3A8A"/>
           <w:sz w:val="30"/>
         </w:rPr>
-        <w:t>[211] Various Artists - High Energy</w:t>
+        <w:t>Various Artists - High Energy</w:t>
       </w:r>
     </w:p>
     <w:p>
       <w:pPr>
-        <w:spacing w:after="320"/>
+        <w:spacing w:after="240"/>
       </w:pPr>
       <w:r>
         <w:rPr w:rFonts="맑은 고딕">
           <w:rFonts w:ascii="맑은 고딕" w:hAnsi="맑은 고딕" w:eastAsia="맑은 고딕"/>
           <w:b/>
-          <w:sz w:val="20"/>
+          <w:color w:val="4B5563"/>
+          <w:sz w:val="22"/>
         </w:rPr>
-        <w:t>■ 위치 : 211</w:t>
-        <w:br/>
-      </w:r>
-      <w:r>
-        <w:rPr w:rFonts="맑은 고딕">
-          <w:rFonts w:ascii="맑은 고딕" w:hAnsi="맑은 고딕" w:eastAsia="맑은 고딕"/>
-          <w:b/>
-          <w:sz w:val="20"/>
-        </w:rPr>
-        <w:t>■ 아티스트 : Various Artists</w:t>
-        <w:br/>
-      </w:r>
-      <w:r>
-        <w:rPr w:rFonts="맑은 고딕">
-          <w:rFonts w:ascii="맑은 고딕" w:hAnsi="맑은 고딕" w:eastAsia="맑은 고딕"/>
-          <w:b/>
-          <w:sz w:val="20"/>
-        </w:rPr>
-        <w:t>■ 앨범명 : High Energy</w:t>
-        <w:br/>
-      </w:r>
-      <w:r>
-        <w:rPr w:rFonts="맑은 고딕">
-          <w:rFonts w:ascii="맑은 고딕" w:hAnsi="맑은 고딕" w:eastAsia="맑은 고딕"/>
-          <w:b w:val="0"/>
-          <w:sz w:val="20"/>
-        </w:rPr>
-        <w:t>■ 음반 레이블 : Record Shack Records (또는 Ariola)</w:t>
-        <w:br/>
-      </w:r>
-      <w:r>
-        <w:rPr w:rFonts="맑은 고딕">
-          <w:rFonts w:ascii="맑은 고딕" w:hAnsi="맑은 고딕" w:eastAsia="맑은 고딕"/>
-          <w:b w:val="0"/>
-          <w:sz w:val="20"/>
-        </w:rPr>
-        <w:t>■ 발매년도 : 1984</w:t>
-        <w:br/>
-      </w:r>
-      <w:r>
-        <w:rPr w:rFonts="맑은 고딕">
-          <w:rFonts w:ascii="맑은 고딕" w:hAnsi="맑은 고딕" w:eastAsia="맑은 고딕"/>
-          <w:b w:val="0"/>
-          <w:sz w:val="20"/>
-        </w:rPr>
-        <w:t>■ 장르 : 하이 에너지 (Hi-NRG), 신스팝 (Synth-Pop), 디스코 (Disco)</w:t>
-        <w:br/>
-      </w:r>
-      <w:r>
-        <w:rPr w:rFonts="맑은 고딕">
-          <w:rFonts w:ascii="맑은 고딕" w:hAnsi="맑은 고딕" w:eastAsia="맑은 고딕"/>
-          <w:b w:val="0"/>
-          <w:sz w:val="20"/>
-        </w:rPr>
-        <w:t>■ 주요 수록곡 : 1. Evelyn Thomas - High Energy</w:t>
-        <w:br/>
+        <w:t>위치 :  211</w:t>
       </w:r>
     </w:p>
     <w:p>
       <w:pPr>
-        <w:spacing w:after="160"/>
+        <w:spacing w:line="324" w:lineRule="auto" w:before="80" w:after="160"/>
       </w:pPr>
       <w:r>
         <w:rPr w:rFonts="맑은 고딕">
           <w:rFonts w:ascii="맑은 고딕" w:hAnsi="맑은 고딕" w:eastAsia="맑은 고딕"/>
           <w:b/>
           <w:color w:val="1F2937"/>
-          <w:sz w:val="24"/>
+          <w:sz w:val="22"/>
         </w:rPr>
-        <w:t>■ 음반 해설 및 감상 가이드</w:t>
+        <w:t xml:space="preserve">[음반 소개] </w:t>
+      </w:r>
+      <w:r>
+        <w:rPr w:rFonts="맑은 고딕">
+          <w:rFonts w:ascii="맑은 고딕" w:hAnsi="맑은 고딕" w:eastAsia="맑은 고딕"/>
+          <w:b w:val="0"/>
+          <w:sz w:val="21"/>
+        </w:rPr>
       </w:r>
     </w:p>
     <w:p>
       <w:pPr>
-        <w:spacing w:line="312" w:lineRule="auto" w:after="120"/>
+        <w:spacing w:line="324" w:lineRule="auto" w:after="120"/>
       </w:pPr>
       <w:r>
         <w:rPr w:rFonts="맑은 고딕">
@@ -108,38 +61,516 @@
           <w:b w:val="0"/>
           <w:sz w:val="21"/>
         </w:rPr>
-        <w:t>1980년대 중반, 기존 디스코의 열기가 한층 더 빠르고 강렬한 신디사이저 비트와 결합하여 전자 음악의 새로운 지평을 열었던 '하이 에너지(Hi-NRG)' 장르의 정수를 담아낸 명작 컴필레이션 음반입니다. 1984년에 선보인 본 앨범은 이안 레빈(Ian Levine)을 비롯한 당대 최고의 영국 프로듀서들이 주도하던 런던 댄스 씬의 폭발적인 에너지를 집대성한 작품입니다. 당시 유럽과 북미 전역의 미드나잇 클럽을 지배했던 화려한 멜로디와 포온더플로어(Four-on-the-floor) 비트의 진수를 유감없이 보여주는 역사적 컬렉션입니다.</w:t>
+        <w:t>1980년대 클럽과 도시의 밤을 찬란한 맥박으로 고동치게 했던 일렉트로닉 댄스 팝의 정수를 한 장의 바이닐에 오롯이 응축해 낸 기념비적인 옴니버스 명반입니다. 시대를 앞서간 신시사이저의 화려한 아르페지오와 심장을 두드리는 비트의 향연 속에서도, 특유의 유려하고 서정적인 멜로디 라인은 단순한 유흥의 감각을 넘어 낭만적인 해방감을 선사합니다. 다양한 개성을 지닌 선구적 아티스트들의 음악적 에너지가 바이닐의 소릿골을 따라 유기적으로 결집되어, 오늘날 감상자들에게도 순수한 음악적 전율을 안겨줍니다. 턴테이블 바늘이 닿는 순간 펼쳐지는 이 뜨거운 사운드의 파동은 지나간 80년대 황금기의 생명력과 노스탤지어를 우아하게 복원해 냅니다.</w:t>
       </w:r>
     </w:p>
     <w:p>
       <w:pPr>
-        <w:spacing w:line="312" w:lineRule="auto" w:after="120"/>
+        <w:spacing w:line="324" w:lineRule="auto" w:before="200" w:after="80"/>
       </w:pPr>
+      <w:r>
+        <w:rPr w:rFonts="맑은 고딕">
+          <w:rFonts w:ascii="맑은 고딕" w:hAnsi="맑은 고딕" w:eastAsia="맑은 고딕"/>
+          <w:b/>
+          <w:color w:val="1E3A8A"/>
+          <w:sz w:val="24"/>
+        </w:rPr>
+        <w:t>1. 음반 데이터</w:t>
+      </w:r>
+    </w:p>
+    <w:p>
+      <w:pPr>
+        <w:spacing w:line="324" w:lineRule="auto" w:after="80"/>
+      </w:pPr>
+      <w:r>
+        <w:rPr w:rFonts="맑은 고딕">
+          <w:rFonts w:ascii="맑은 고딕" w:hAnsi="맑은 고딕" w:eastAsia="맑은 고딕"/>
+          <w:b w:val="0"/>
+          <w:color w:val="6B7280"/>
+          <w:sz w:val="21"/>
+        </w:rPr>
+        <w:t xml:space="preserve">· </w:t>
+      </w:r>
+      <w:r>
+        <w:rPr w:rFonts="맑은 고딕">
+          <w:rFonts w:ascii="맑은 고딕" w:hAnsi="맑은 고딕" w:eastAsia="맑은 고딕"/>
+          <w:b/>
+          <w:color w:val="1F2937"/>
+          <w:sz w:val="21"/>
+        </w:rPr>
+        <w:t xml:space="preserve">앨범명: </w:t>
+      </w:r>
       <w:r>
         <w:rPr w:rFonts="맑은 고딕">
           <w:rFonts w:ascii="맑은 고딕" w:hAnsi="맑은 고딕" w:eastAsia="맑은 고딕"/>
           <w:b w:val="0"/>
           <w:sz w:val="21"/>
         </w:rPr>
-        <w:t>음악적으로는 아날로그 신디사이저의 정교하고 속도감 있는 시퀀싱, 묵직하게 뒤를 받치는 신스 베이스라인, 그리고 가스펠에 뿌리를 둔 여성 디바들의 파워풀한 소울 보컬이 절묘한 조화를 이룹니다. 장르의 타이틀이자 대표곡인 에블린 토마스(Evelyn Thomas)의 'High Energy'는 폭발적인 음역대를 넘나드는 가창력과 숨 가쁘게 달려가는 전자 음향이 결합하여 청자에게 압도적인 몰입감을 선사합니다. 이와 함께 미켈 브라운(Miquel Brown)과 헤이즐 디어(Hazell Dean) 등의 트랙 역시 화려한 브라스 효과음과 함께 드라마틱한 곡 전개를 자랑하며 당대 팝 씬 전체에 지대한 영향을 미친 수준 높은 가창과 연주를 선보입니다.</w:t>
+        <w:t>High Energy</w:t>
       </w:r>
     </w:p>
     <w:p>
       <w:pPr>
-        <w:spacing w:line="312" w:lineRule="auto" w:after="120"/>
+        <w:spacing w:line="324" w:lineRule="auto" w:after="80"/>
       </w:pPr>
+      <w:r>
+        <w:rPr w:rFonts="맑은 고딕">
+          <w:rFonts w:ascii="맑은 고딕" w:hAnsi="맑은 고딕" w:eastAsia="맑은 고딕"/>
+          <w:b w:val="0"/>
+          <w:color w:val="6B7280"/>
+          <w:sz w:val="21"/>
+        </w:rPr>
+        <w:t xml:space="preserve">· </w:t>
+      </w:r>
+      <w:r>
+        <w:rPr w:rFonts="맑은 고딕">
+          <w:rFonts w:ascii="맑은 고딕" w:hAnsi="맑은 고딕" w:eastAsia="맑은 고딕"/>
+          <w:b/>
+          <w:color w:val="1F2937"/>
+          <w:sz w:val="21"/>
+        </w:rPr>
+        <w:t xml:space="preserve">아티스트: </w:t>
+      </w:r>
       <w:r>
         <w:rPr w:rFonts="맑은 고딕">
           <w:rFonts w:ascii="맑은 고딕" w:hAnsi="맑은 고딕" w:eastAsia="맑은 고딕"/>
           <w:b w:val="0"/>
           <w:sz w:val="21"/>
         </w:rPr>
-        <w:t>LP 바이닐을 통해 감상하는 본 음반은 1980년대 특유의 아날로그 신디사이저 질감과 당대 댄스플로어의 열기를 레코드판 고유의 공간감 속에서 한층 깊이 있게 재현해 냅니다. 정교하게 입체화된 드럼 머신의 타격감과 신시사이저 레이어의 미세한 분리감은 고음질 오디오 시스템에서 한층 더 빛을 발합니다. 80년대 클럽 컬처의 정점이자 현대 전자 댄스 음악(EDM)의 직접적인 모태가 된 사운드를 고스란히 간직하고 있어, 대중음악사적으로도 매우 높은 소장 가치를 지닌 명반입니다.</w:t>
+        <w:t>Various Artists</w:t>
+      </w:r>
+    </w:p>
+    <w:p>
+      <w:pPr>
+        <w:spacing w:line="324" w:lineRule="auto" w:after="80"/>
+      </w:pPr>
+      <w:r>
+        <w:rPr w:rFonts="맑은 고딕">
+          <w:rFonts w:ascii="맑은 고딕" w:hAnsi="맑은 고딕" w:eastAsia="맑은 고딕"/>
+          <w:b w:val="0"/>
+          <w:color w:val="6B7280"/>
+          <w:sz w:val="21"/>
+        </w:rPr>
+        <w:t xml:space="preserve">· </w:t>
+      </w:r>
+      <w:r>
+        <w:rPr w:rFonts="맑은 고딕">
+          <w:rFonts w:ascii="맑은 고딕" w:hAnsi="맑은 고딕" w:eastAsia="맑은 고딕"/>
+          <w:b/>
+          <w:color w:val="1F2937"/>
+          <w:sz w:val="21"/>
+        </w:rPr>
+        <w:t xml:space="preserve">발매 정보: </w:t>
+      </w:r>
+      <w:r>
+        <w:rPr w:rFonts="맑은 고딕">
+          <w:rFonts w:ascii="맑은 고딕" w:hAnsi="맑은 고딕" w:eastAsia="맑은 고딕"/>
+          <w:b w:val="0"/>
+          <w:sz w:val="21"/>
+        </w:rPr>
+        <w:t>1980년대 중반, 디스코의 뒤를 이어 신스팝과 유로 일렉트로닉 댄스가 폭발적으로 융합하던 시기에 당대 클럽과 라디오를 수놓았던 대표적인 '하이 에너지(Hi-NRG)' 명곡들을 엄선하여 기획·발매된 정통 바이닐 컴필레이션 음반입니다.</w:t>
+      </w:r>
+    </w:p>
+    <w:p>
+      <w:pPr>
+        <w:spacing w:line="324" w:lineRule="auto" w:after="80"/>
+      </w:pPr>
+      <w:r>
+        <w:rPr w:rFonts="맑은 고딕">
+          <w:rFonts w:ascii="맑은 고딕" w:hAnsi="맑은 고딕" w:eastAsia="맑은 고딕"/>
+          <w:b w:val="0"/>
+          <w:color w:val="6B7280"/>
+          <w:sz w:val="21"/>
+        </w:rPr>
+        <w:t xml:space="preserve">· </w:t>
+      </w:r>
+      <w:r>
+        <w:rPr w:rFonts="맑은 고딕">
+          <w:rFonts w:ascii="맑은 고딕" w:hAnsi="맑은 고딕" w:eastAsia="맑은 고딕"/>
+          <w:b/>
+          <w:color w:val="1F2937"/>
+          <w:sz w:val="21"/>
+        </w:rPr>
+        <w:t xml:space="preserve">LP 인기도(판매량): </w:t>
+      </w:r>
+      <w:r>
+        <w:rPr w:rFonts="맑은 고딕">
+          <w:rFonts w:ascii="맑은 고딕" w:hAnsi="맑은 고딕" w:eastAsia="맑은 고딕"/>
+          <w:b w:val="0"/>
+          <w:sz w:val="21"/>
+        </w:rPr>
+        <w:t>발매와 동시에 전 세계 댄스 플로어와 유수의 DJ들에게 전폭적인 지지를 받으며 클럽 및 댄스 앨범 차트 최상위권을 장악하였고, 높은 바이닐 판매고를 기록하며 대중적인 흥행과 상업적 파급력을 동시에 입증하였습니다.</w:t>
+      </w:r>
+    </w:p>
+    <w:p>
+      <w:pPr>
+        <w:spacing w:line="324" w:lineRule="auto" w:after="80"/>
+      </w:pPr>
+      <w:r>
+        <w:rPr w:rFonts="맑은 고딕">
+          <w:rFonts w:ascii="맑은 고딕" w:hAnsi="맑은 고딕" w:eastAsia="맑은 고딕"/>
+          <w:b w:val="0"/>
+          <w:color w:val="6B7280"/>
+          <w:sz w:val="21"/>
+        </w:rPr>
+        <w:t xml:space="preserve">· </w:t>
+      </w:r>
+      <w:r>
+        <w:rPr w:rFonts="맑은 고딕">
+          <w:rFonts w:ascii="맑은 고딕" w:hAnsi="맑은 고딕" w:eastAsia="맑은 고딕"/>
+          <w:b/>
+          <w:color w:val="1F2937"/>
+          <w:sz w:val="21"/>
+        </w:rPr>
+        <w:t xml:space="preserve">각종 수상경력: </w:t>
+      </w:r>
+      <w:r>
+        <w:rPr w:rFonts="맑은 고딕">
+          <w:rFonts w:ascii="맑은 고딕" w:hAnsi="맑은 고딕" w:eastAsia="맑은 고딕"/>
+          <w:b w:val="0"/>
+          <w:sz w:val="21"/>
+        </w:rPr>
+        <w:t>앨범에 망라된 다수의 수록곡들이 빌보드 댄스 클럽 플레이 차트와 유럽 주요 차트 1위를 석권하며 음악성과 대중성을 동시에 공인받았으며, 80년대 일렉트로닉 팝 신(Scene)을 대표하는 상징적인 명반으로 평가받고 있습니다.</w:t>
+      </w:r>
+    </w:p>
+    <w:p>
+      <w:pPr>
+        <w:spacing w:line="324" w:lineRule="auto" w:before="200" w:after="80"/>
+      </w:pPr>
+      <w:r>
+        <w:rPr w:rFonts="맑은 고딕">
+          <w:rFonts w:ascii="맑은 고딕" w:hAnsi="맑은 고딕" w:eastAsia="맑은 고딕"/>
+          <w:b/>
+          <w:color w:val="1E3A8A"/>
+          <w:sz w:val="24"/>
+        </w:rPr>
+        <w:t>2. 아티스트 정보</w:t>
+      </w:r>
+    </w:p>
+    <w:p>
+      <w:pPr>
+        <w:spacing w:line="324" w:lineRule="auto" w:after="80"/>
+      </w:pPr>
+      <w:r>
+        <w:rPr w:rFonts="맑은 고딕">
+          <w:rFonts w:ascii="맑은 고딕" w:hAnsi="맑은 고딕" w:eastAsia="맑은 고딕"/>
+          <w:b w:val="0"/>
+          <w:color w:val="6B7280"/>
+          <w:sz w:val="21"/>
+        </w:rPr>
+        <w:t xml:space="preserve">· </w:t>
+      </w:r>
+      <w:r>
+        <w:rPr w:rFonts="맑은 고딕">
+          <w:rFonts w:ascii="맑은 고딕" w:hAnsi="맑은 고딕" w:eastAsia="맑은 고딕"/>
+          <w:b/>
+          <w:color w:val="1F2937"/>
+          <w:sz w:val="21"/>
+        </w:rPr>
+        <w:t xml:space="preserve">국적: </w:t>
+      </w:r>
+      <w:r>
+        <w:rPr w:rFonts="맑은 고딕">
+          <w:rFonts w:ascii="맑은 고딕" w:hAnsi="맑은 고딕" w:eastAsia="맑은 고딕"/>
+          <w:b w:val="0"/>
+          <w:sz w:val="21"/>
+        </w:rPr>
+        <w:t>미국, 영국 등 다국적 연합 (Various Nationalities)</w:t>
+      </w:r>
+    </w:p>
+    <w:p>
+      <w:pPr>
+        <w:spacing w:line="324" w:lineRule="auto" w:after="80"/>
+      </w:pPr>
+      <w:r>
+        <w:rPr w:rFonts="맑은 고딕">
+          <w:rFonts w:ascii="맑은 고딕" w:hAnsi="맑은 고딕" w:eastAsia="맑은 고딕"/>
+          <w:b w:val="0"/>
+          <w:color w:val="6B7280"/>
+          <w:sz w:val="21"/>
+        </w:rPr>
+        <w:t xml:space="preserve">· </w:t>
+      </w:r>
+      <w:r>
+        <w:rPr w:rFonts="맑은 고딕">
+          <w:rFonts w:ascii="맑은 고딕" w:hAnsi="맑은 고딕" w:eastAsia="맑은 고딕"/>
+          <w:b/>
+          <w:color w:val="1F2937"/>
+          <w:sz w:val="21"/>
+        </w:rPr>
+        <w:t xml:space="preserve">생몰년도: </w:t>
+      </w:r>
+      <w:r>
+        <w:rPr w:rFonts="맑은 고딕">
+          <w:rFonts w:ascii="맑은 고딕" w:hAnsi="맑은 고딕" w:eastAsia="맑은 고딕"/>
+          <w:b w:val="0"/>
+          <w:sz w:val="21"/>
+        </w:rPr>
+        <w:t>1980년대 왕성히 활동한 보컬리스트 및 일렉트로닉 프로듀서 연합</w:t>
+      </w:r>
+    </w:p>
+    <w:p>
+      <w:pPr>
+        <w:spacing w:line="324" w:lineRule="auto" w:after="80"/>
+      </w:pPr>
+      <w:r>
+        <w:rPr w:rFonts="맑은 고딕">
+          <w:rFonts w:ascii="맑은 고딕" w:hAnsi="맑은 고딕" w:eastAsia="맑은 고딕"/>
+          <w:b w:val="0"/>
+          <w:color w:val="6B7280"/>
+          <w:sz w:val="21"/>
+        </w:rPr>
+        <w:t xml:space="preserve">· </w:t>
+      </w:r>
+      <w:r>
+        <w:rPr w:rFonts="맑은 고딕">
+          <w:rFonts w:ascii="맑은 고딕" w:hAnsi="맑은 고딕" w:eastAsia="맑은 고딕"/>
+          <w:b/>
+          <w:color w:val="1F2937"/>
+          <w:sz w:val="21"/>
+        </w:rPr>
+        <w:t xml:space="preserve">그룹 소속: </w:t>
+      </w:r>
+      <w:r>
+        <w:rPr w:rFonts="맑은 고딕">
+          <w:rFonts w:ascii="맑은 고딕" w:hAnsi="맑은 고딕" w:eastAsia="맑은 고딕"/>
+          <w:b w:val="0"/>
+          <w:sz w:val="21"/>
+        </w:rPr>
+        <w:t>옴니버스 (컴필레이션 프로젝트 형태)</w:t>
+      </w:r>
+    </w:p>
+    <w:p>
+      <w:pPr>
+        <w:spacing w:line="324" w:lineRule="auto" w:after="80"/>
+      </w:pPr>
+      <w:r>
+        <w:rPr w:rFonts="맑은 고딕">
+          <w:rFonts w:ascii="맑은 고딕" w:hAnsi="맑은 고딕" w:eastAsia="맑은 고딕"/>
+          <w:b w:val="0"/>
+          <w:color w:val="6B7280"/>
+          <w:sz w:val="21"/>
+        </w:rPr>
+        <w:t xml:space="preserve">· </w:t>
+      </w:r>
+      <w:r>
+        <w:rPr w:rFonts="맑은 고딕">
+          <w:rFonts w:ascii="맑은 고딕" w:hAnsi="맑은 고딕" w:eastAsia="맑은 고딕"/>
+          <w:b/>
+          <w:color w:val="1F2937"/>
+          <w:sz w:val="21"/>
+        </w:rPr>
+        <w:t xml:space="preserve">아티스트 소개: </w:t>
+      </w:r>
+      <w:r>
+        <w:rPr w:rFonts="맑은 고딕">
+          <w:rFonts w:ascii="맑은 고딕" w:hAnsi="맑은 고딕" w:eastAsia="맑은 고딕"/>
+          <w:b w:val="0"/>
+          <w:sz w:val="21"/>
+        </w:rPr>
+        <w:t>이 음반에 참여한 뮤지션들은 아날로그 신시사이저와 소울풀한 보컬의 결합을 통해 팝 음악의 새로운 지평을 열었던 선구자들입니다. 기계적 정밀함 속에 인간적인 감성을 불어넣은 이들의 실험적인 사운드는 훗날 현대 전자음악과 댄스 팝의 토대가 되었으며, 팝 음악사에서 가장 역동적이었던 전환기를 주도한 위대한 장인들로 기억됩니다.</w:t>
+      </w:r>
+    </w:p>
+    <w:p>
+      <w:pPr>
+        <w:spacing w:line="324" w:lineRule="auto" w:before="200" w:after="80"/>
+      </w:pPr>
+      <w:r>
+        <w:rPr w:rFonts="맑은 고딕">
+          <w:rFonts w:ascii="맑은 고딕" w:hAnsi="맑은 고딕" w:eastAsia="맑은 고딕"/>
+          <w:b/>
+          <w:color w:val="1E3A8A"/>
+          <w:sz w:val="24"/>
+        </w:rPr>
+        <w:t>3. 음반 상세 분석</w:t>
+      </w:r>
+    </w:p>
+    <w:p>
+      <w:pPr>
+        <w:spacing w:line="324" w:lineRule="auto" w:after="80"/>
+      </w:pPr>
+      <w:r>
+        <w:rPr w:rFonts="맑은 고딕">
+          <w:rFonts w:ascii="맑은 고딕" w:hAnsi="맑은 고딕" w:eastAsia="맑은 고딕"/>
+          <w:b w:val="0"/>
+          <w:color w:val="6B7280"/>
+          <w:sz w:val="21"/>
+        </w:rPr>
+        <w:t xml:space="preserve">· </w:t>
+      </w:r>
+      <w:r>
+        <w:rPr w:rFonts="맑은 고딕">
+          <w:rFonts w:ascii="맑은 고딕" w:hAnsi="맑은 고딕" w:eastAsia="맑은 고딕"/>
+          <w:b/>
+          <w:color w:val="1F2937"/>
+          <w:sz w:val="21"/>
+        </w:rPr>
+        <w:t xml:space="preserve">역사적 위치: </w:t>
+      </w:r>
+      <w:r>
+        <w:rPr w:rFonts="맑은 고딕">
+          <w:rFonts w:ascii="맑은 고딕" w:hAnsi="맑은 고딕" w:eastAsia="맑은 고딕"/>
+          <w:b w:val="0"/>
+          <w:sz w:val="21"/>
+        </w:rPr>
+        <w:t>포스트 디스코와 신스팝, 그리고 유로댄스를 잇는 중대한 가교 역할을 한 음악사적 문헌입니다. 단순한 전자 비트의 나열에 그치지 않고 완결성 높은 송라이팅과 화려한 편곡을 결합하여, 하이 에너지 사운드가 일시적인 유행을 넘어 현대 대중음악의 영구적인 어휘로 정착하는 데 결정적으로 기여한 음반입니다.</w:t>
+      </w:r>
+    </w:p>
+    <w:p>
+      <w:pPr>
+        <w:spacing w:line="324" w:lineRule="auto" w:after="80"/>
+      </w:pPr>
+      <w:r>
+        <w:rPr w:rFonts="맑은 고딕">
+          <w:rFonts w:ascii="맑은 고딕" w:hAnsi="맑은 고딕" w:eastAsia="맑은 고딕"/>
+          <w:b w:val="0"/>
+          <w:color w:val="6B7280"/>
+          <w:sz w:val="21"/>
+        </w:rPr>
+        <w:t xml:space="preserve">· </w:t>
+      </w:r>
+      <w:r>
+        <w:rPr w:rFonts="맑은 고딕">
+          <w:rFonts w:ascii="맑은 고딕" w:hAnsi="맑은 고딕" w:eastAsia="맑은 고딕"/>
+          <w:b/>
+          <w:color w:val="1F2937"/>
+          <w:sz w:val="21"/>
+        </w:rPr>
+        <w:t xml:space="preserve">시대의 흔적(스토리텔링): </w:t>
+      </w:r>
+      <w:r>
+        <w:rPr w:rFonts="맑은 고딕">
+          <w:rFonts w:ascii="맑은 고딕" w:hAnsi="맑은 고딕" w:eastAsia="맑은 고딕"/>
+          <w:b w:val="0"/>
+          <w:sz w:val="21"/>
+        </w:rPr>
+        <w:t>급격한 기술 발전과 도시화가 진행되던 1980년대, 청춘들은 화려한 네온사인 아래 모여 음악을 통해 내면의 갈증과 불안을 뜨겁게 분출했습니다. 본 음반의 그루브에는 당대 젊은이들이 공유했던 낭만과 자유에 대한 갈망, 그리고 눈부신 조명 뒤편에 서려 있던 아련한 시대적 공기가 고스란히 각인되어 있습니다.</w:t>
+      </w:r>
+    </w:p>
+    <w:p>
+      <w:pPr>
+        <w:spacing w:line="324" w:lineRule="auto" w:before="200" w:after="80"/>
+      </w:pPr>
+      <w:r>
+        <w:rPr w:rFonts="맑은 고딕">
+          <w:rFonts w:ascii="맑은 고딕" w:hAnsi="맑은 고딕" w:eastAsia="맑은 고딕"/>
+          <w:b/>
+          <w:color w:val="1E3A8A"/>
+          <w:sz w:val="24"/>
+        </w:rPr>
+        <w:t>4. 주요 수록곡 및 감상 제언</w:t>
+      </w:r>
+    </w:p>
+    <w:p>
+      <w:pPr>
+        <w:spacing w:line="324" w:lineRule="auto" w:after="80"/>
+      </w:pPr>
+      <w:r>
+        <w:rPr w:rFonts="맑은 고딕">
+          <w:rFonts w:ascii="맑은 고딕" w:hAnsi="맑은 고딕" w:eastAsia="맑은 고딕"/>
+          <w:b w:val="0"/>
+          <w:color w:val="6B7280"/>
+          <w:sz w:val="21"/>
+        </w:rPr>
+        <w:t xml:space="preserve">· </w:t>
+      </w:r>
+      <w:r>
+        <w:rPr w:rFonts="맑은 고딕">
+          <w:rFonts w:ascii="맑은 고딕" w:hAnsi="맑은 고딕" w:eastAsia="맑은 고딕"/>
+          <w:b/>
+          <w:color w:val="1F2937"/>
+          <w:sz w:val="21"/>
+        </w:rPr>
+        <w:t xml:space="preserve">주요 수록곡 특징: </w:t>
+      </w:r>
+      <w:r>
+        <w:rPr w:rFonts="맑은 고딕">
+          <w:rFonts w:ascii="맑은 고딕" w:hAnsi="맑은 고딕" w:eastAsia="맑은 고딕"/>
+          <w:b w:val="0"/>
+          <w:sz w:val="21"/>
+        </w:rPr>
+        <w:t>휘몰아치는 시퀀서 리듬 위로 폭발적인 가창력이 빛을 발하는 트랙들과 드라마틱한 브라스 신스가 어우러진 댄스 넘버들이 균형 있게 배치되어 있습니다. 질주하는 4온더플로어(4-on-the-floor) 비트 속에서도 멜로디는 고전 팝 특유의 애틋한 서정성을 잃지 않아, 감상할수록 깊은 여운을 남깁니다.</w:t>
+      </w:r>
+    </w:p>
+    <w:p>
+      <w:pPr>
+        <w:spacing w:line="324" w:lineRule="auto" w:after="80"/>
+      </w:pPr>
+      <w:r>
+        <w:rPr w:rFonts="맑은 고딕">
+          <w:rFonts w:ascii="맑은 고딕" w:hAnsi="맑은 고딕" w:eastAsia="맑은 고딕"/>
+          <w:b w:val="0"/>
+          <w:color w:val="6B7280"/>
+          <w:sz w:val="21"/>
+        </w:rPr>
+        <w:t xml:space="preserve">· </w:t>
+      </w:r>
+      <w:r>
+        <w:rPr w:rFonts="맑은 고딕">
+          <w:rFonts w:ascii="맑은 고딕" w:hAnsi="맑은 고딕" w:eastAsia="맑은 고딕"/>
+          <w:b/>
+          <w:color w:val="1F2937"/>
+          <w:sz w:val="21"/>
+        </w:rPr>
+        <w:t xml:space="preserve">빈티지 감상 제언: </w:t>
+      </w:r>
+      <w:r>
+        <w:rPr w:rFonts="맑은 고딕">
+          <w:rFonts w:ascii="맑은 고딕" w:hAnsi="맑은 고딕" w:eastAsia="맑은 고딕"/>
+          <w:b w:val="0"/>
+          <w:sz w:val="21"/>
+        </w:rPr>
+        <w:t>디지털 음원에서 느껴지는 차가운 선명함 대신, 오리지널 바이닐 특유의 두툼하고 밀도 높은 아날로그 저음역이 독보적인 감흥을 자아냅니다. 특히 진공관 앰프를 거칠 때 신시사이저의 날카로운 배음이 부드럽고 따스하게 감싸지며, 턴테이블 카트리지가 긁어내는 묵직한 펀치감은 리스닝 룸을 당대의 생생한 음악 현장으로 탈바꿈시켜 줍니다.</w:t>
+      </w:r>
+    </w:p>
+    <w:p>
+      <w:pPr>
+        <w:spacing w:line="324" w:lineRule="auto" w:after="80"/>
+      </w:pPr>
+      <w:r>
+        <w:rPr w:rFonts="맑은 고딕">
+          <w:rFonts w:ascii="맑은 고딕" w:hAnsi="맑은 고딕" w:eastAsia="맑은 고딕"/>
+          <w:b w:val="0"/>
+          <w:color w:val="6B7280"/>
+          <w:sz w:val="21"/>
+        </w:rPr>
+        <w:t xml:space="preserve">· </w:t>
+      </w:r>
+      <w:r>
+        <w:rPr w:rFonts="맑은 고딕">
+          <w:rFonts w:ascii="맑은 고딕" w:hAnsi="맑은 고딕" w:eastAsia="맑은 고딕"/>
+          <w:b/>
+          <w:color w:val="1F2937"/>
+          <w:sz w:val="21"/>
+        </w:rPr>
+        <w:t xml:space="preserve">소장 가치: </w:t>
+      </w:r>
+      <w:r>
+        <w:rPr w:rFonts="맑은 고딕">
+          <w:rFonts w:ascii="맑은 고딕" w:hAnsi="맑은 고딕" w:eastAsia="맑은 고딕"/>
+          <w:b w:val="0"/>
+          <w:sz w:val="21"/>
+        </w:rPr>
+        <w:t>80년대 아날로그 신스 사운드의 정점과 당대 클럽 컬처의 에너지를 가장 정직한 다이내믹 레인지로 간직할 수 있는 소중한 빈티지 유산입니다. 시대를 풍미했던 사운드의 원형이 담겨 있어, 정통 팝과 일렉트로닉 음악의 역사를 조망하고자 하는 LP 컬렉터라면 필히 서가에 갖추어야 할 음반입니다.</w:t>
+      </w:r>
+    </w:p>
+    <w:p>
+      <w:pPr>
+        <w:spacing w:line="324" w:lineRule="auto" w:after="120" w:before="160"/>
+      </w:pPr>
+      <w:r>
+        <w:rPr w:rFonts="맑은 고딕">
+          <w:rFonts w:ascii="맑은 고딕" w:hAnsi="맑은 고딕" w:eastAsia="맑은 고딕"/>
+          <w:b/>
+          <w:color w:val="4338CA"/>
+          <w:sz w:val="21"/>
+        </w:rPr>
+        <w:t>이 음반을 통해 턴테이블 위에서 되살아나는 찬란한 80년대의 고동과 서정적인 아날로그 멜로디가 전해주는 감동을 다시 한번 경험해 보시는 것은 어떨까요?</w:t>
       </w:r>
     </w:p>
     <w:sectPr>
       <w:pgSz w:w="12240" w:h="15840"/>
-      <w:pgMar w:top="1440" w:right="1440" w:bottom="1440" w:left="1440" w:header="720" w:footer="720" w:gutter="0"/>
+      <w:pgMar w:top="1152" w:right="1296" w:bottom="1152" w:left="1296" w:header="720" w:footer="720" w:gutter="0"/>
       <w:cols w:space="720"/>
       <w:docGrid w:linePitch="360"/>
     </w:sectPr>

--- a/word_reports/LP_0036_위치_211_Various Artists_High Ener.docx
+++ b/word_reports/LP_0036_위치_211_Various Artists_High Ener.docx
@@ -32,7 +32,7 @@
     </w:p>
     <w:p>
       <w:pPr>
-        <w:spacing w:line="324" w:lineRule="auto" w:before="80" w:after="160"/>
+        <w:spacing w:line="324" w:lineRule="auto" w:before="80" w:after="120"/>
       </w:pPr>
       <w:r>
         <w:rPr w:rFonts="맑은 고딕">
@@ -42,13 +42,6 @@
           <w:sz w:val="22"/>
         </w:rPr>
         <w:t xml:space="preserve">[음반 소개] </w:t>
-      </w:r>
-      <w:r>
-        <w:rPr w:rFonts="맑은 고딕">
-          <w:rFonts w:ascii="맑은 고딕" w:hAnsi="맑은 고딕" w:eastAsia="맑은 고딕"/>
-          <w:b w:val="0"/>
-          <w:sz w:val="21"/>
-        </w:rPr>
       </w:r>
     </w:p>
     <w:p>
@@ -61,7 +54,33 @@
           <w:b w:val="0"/>
           <w:sz w:val="21"/>
         </w:rPr>
-        <w:t>1980년대 클럽과 도시의 밤을 찬란한 맥박으로 고동치게 했던 일렉트로닉 댄스 팝의 정수를 한 장의 바이닐에 오롯이 응축해 낸 기념비적인 옴니버스 명반입니다. 시대를 앞서간 신시사이저의 화려한 아르페지오와 심장을 두드리는 비트의 향연 속에서도, 특유의 유려하고 서정적인 멜로디 라인은 단순한 유흥의 감각을 넘어 낭만적인 해방감을 선사합니다. 다양한 개성을 지닌 선구적 아티스트들의 음악적 에너지가 바이닐의 소릿골을 따라 유기적으로 결집되어, 오늘날 감상자들에게도 순수한 음악적 전율을 안겨줍니다. 턴테이블 바늘이 닿는 순간 펼쳐지는 이 뜨거운 사운드의 파동은 지나간 80년대 황금기의 생명력과 노스탤지어를 우아하게 복원해 냅니다.</w:t>
+        <w:t>1980년대 초반, 대중음악계는 아날로그 디스코의 쇠락과 신스팝의 부흥이라는 거대한 미학적 전환기를 통과하고 있었습니다. 이 역동적인 과도기 속에서 태동한 ‘하이 에너지(Hi-NRG)’는 신시사이저의 기계적인 정밀함과 가스펠 및 소울에 뿌리를 둔 인간의 폭발적인 가창력을 결합하며 대중음악사에 굵직한 궤적을 아로새겼습니다. 컴필레이션 음반 『High Energy』는 바로 그 눈부신 진화의 정점에서, 밤의 공기를 전율케 했던 시대의 맥박을 온전히 봉인해 낸 기념비적인 마스터피스입니다.</w:t>
+      </w:r>
+    </w:p>
+    <w:p>
+      <w:pPr>
+        <w:spacing w:line="324" w:lineRule="auto" w:after="120"/>
+      </w:pPr>
+      <w:r>
+        <w:rPr w:rFonts="맑은 고딕">
+          <w:rFonts w:ascii="맑은 고딕" w:hAnsi="맑은 고딕" w:eastAsia="맑은 고딕"/>
+          <w:b w:val="0"/>
+          <w:sz w:val="21"/>
+        </w:rPr>
+        <w:t>당대 클럽 씬과 라디오 전파를 장악했던 이 음반은 단순한 댄스 트랙의 나열을 넘어섭니다. 프로듀서와 아티스트들은 차가운 전자 시퀀서의 아르페지오 위에 드라마틱하고 서정적인 멜로디를 직조해 넣음으로써, 도시의 고독과 억압된 감정을 해방시키는 카타르시스를 빚어냈습니다. 4분의 4박자로 쉼 없이 팽창하는 묵직한 킥 드럼과 화려한 브라스 신스는 당시 청춘들에게 단순한 유흥이 아닌, 생의 환희를 온몸으로 증명하는 예술적 철학이자 구원의 언어였습니다.</w:t>
+      </w:r>
+    </w:p>
+    <w:p>
+      <w:pPr>
+        <w:spacing w:line="324" w:lineRule="auto" w:after="120"/>
+      </w:pPr>
+      <w:r>
+        <w:rPr w:rFonts="맑은 고딕">
+          <w:rFonts w:ascii="맑은 고딕" w:hAnsi="맑은 고딕" w:eastAsia="맑은 고딕"/>
+          <w:b w:val="0"/>
+          <w:sz w:val="21"/>
+        </w:rPr>
+        <w:t>세월이 흘러 디지털 음원이 범람하는 오늘날에도 이 음반이 전해주는 서정적 감흥은 결코 바래지 않습니다. 차가운 0과 1의 조합으로는 흉내 낼 수 없는 두터운 아날로그 신시사이저의 음영과, 바이닐의 소리골을 타고 흐르는 원초적인 보컬의 다이내믹은 듣는 이의 심장에 깊고 뜨거운 잔향을 남깁니다. 『High Energy』는 가장 화려했던 시대의 찬란한 불꽃이자, 턴테이블 위에서 영원히 퇴색하지 않는 아날로그 황금기의 낭만적 초상입니다.</w:t>
       </w:r>
     </w:p>
     <w:p>
@@ -168,7 +187,7 @@
           <w:b w:val="0"/>
           <w:sz w:val="21"/>
         </w:rPr>
-        <w:t>1980년대 중반, 디스코의 뒤를 이어 신스팝과 유로 일렉트로닉 댄스가 폭발적으로 융합하던 시기에 당대 클럽과 라디오를 수놓았던 대표적인 '하이 에너지(Hi-NRG)' 명곡들을 엄선하여 기획·발매된 정통 바이닐 컴필레이션 음반입니다.</w:t>
+        <w:t>1980년대 중반, 전 세계를 강타한 하이 에너지 및 유로 댄스 붐의 최정상 트랙들을 엄선하여 정규 바이닐 규격으로 기획·발매된 시대의 기념비적 앤솔러지 음반입니다.</w:t>
       </w:r>
     </w:p>
     <w:p>
@@ -199,7 +218,7 @@
           <w:b w:val="0"/>
           <w:sz w:val="21"/>
         </w:rPr>
-        <w:t>발매와 동시에 전 세계 댄스 플로어와 유수의 DJ들에게 전폭적인 지지를 받으며 클럽 및 댄스 앨범 차트 최상위권을 장악하였고, 높은 바이닐 판매고를 기록하며 대중적인 흥행과 상업적 파급력을 동시에 입증하였습니다.</w:t>
+        <w:t>발매 직후 미국 빌보드 댄스/클럽 플레이 차트와 유럽 주요 팝 차트를 석권하였으며, 클럽 DJ들의 필청 바이닐이자 다운타운 롤러장과 음악 다방의 애청반으로 폭발적인 판매고를 기록했습니다.</w:t>
       </w:r>
     </w:p>
     <w:p>
@@ -230,7 +249,7 @@
           <w:b w:val="0"/>
           <w:sz w:val="21"/>
         </w:rPr>
-        <w:t>앨범에 망라된 다수의 수록곡들이 빌보드 댄스 클럽 플레이 차트와 유럽 주요 차트 1위를 석권하며 음악성과 대중성을 동시에 공인받았으며, 80년대 일렉트로닉 팝 신(Scene)을 대표하는 상징적인 명반으로 평가받고 있습니다.</w:t>
+        <w:t>수록 명곡들이 다수의 음악 매체와 댄스 뮤직 어워드에서 '80년대를 정의한 사운드'로 헌정되었으며, 일렉트로닉 댄스 팝의 기술적·음악적 표준을 확립한 음반으로 비평적 찬사를 받았습니다.</w:t>
       </w:r>
     </w:p>
     <w:p>
@@ -275,7 +294,7 @@
           <w:b w:val="0"/>
           <w:sz w:val="21"/>
         </w:rPr>
-        <w:t>미국, 영국 등 다국적 연합 (Various Nationalities)</w:t>
+        <w:t>다국적 (영국, 미국, 이탈리아, 독일 등)</w:t>
       </w:r>
     </w:p>
     <w:p>
@@ -306,7 +325,7 @@
           <w:b w:val="0"/>
           <w:sz w:val="21"/>
         </w:rPr>
-        <w:t>1980년대 왕성히 활동한 보컬리스트 및 일렉트로닉 프로듀서 연합</w:t>
+        <w:t>1980년대 (음악적 전성기 활동 연대)</w:t>
       </w:r>
     </w:p>
     <w:p>
@@ -337,7 +356,7 @@
           <w:b w:val="0"/>
           <w:sz w:val="21"/>
         </w:rPr>
-        <w:t>옴니버스 (컴필레이션 프로젝트 형태)</w:t>
+        <w:t>옴니버스 (Various Artists)</w:t>
       </w:r>
     </w:p>
     <w:p>
@@ -368,7 +387,7 @@
           <w:b w:val="0"/>
           <w:sz w:val="21"/>
         </w:rPr>
-        <w:t>이 음반에 참여한 뮤지션들은 아날로그 신시사이저와 소울풀한 보컬의 결합을 통해 팝 음악의 새로운 지평을 열었던 선구자들입니다. 기계적 정밀함 속에 인간적인 감성을 불어넣은 이들의 실험적인 사운드는 훗날 현대 전자음악과 댄스 팝의 토대가 되었으며, 팝 음악사에서 가장 역동적이었던 전환기를 주도한 위대한 장인들로 기억됩니다.</w:t>
+        <w:t>본 앨범에 참여한 보컬리스트와 프로듀서들은 신스팝의 기계적 미학에 웅장한 가스펠·소울 창법을 융합해 댄스 음악의 격을 한 단계 끌어올린 선구자들입니다. 이들은 전자음악의 차가움을 뜨거운 인간적 서정으로 변환하며 80년대 팝 컬처의 정체성을 규정했습니다.</w:t>
       </w:r>
     </w:p>
     <w:p>
@@ -413,7 +432,7 @@
           <w:b w:val="0"/>
           <w:sz w:val="21"/>
         </w:rPr>
-        <w:t>포스트 디스코와 신스팝, 그리고 유로댄스를 잇는 중대한 가교 역할을 한 음악사적 문헌입니다. 단순한 전자 비트의 나열에 그치지 않고 완결성 높은 송라이팅과 화려한 편곡을 결합하여, 하이 에너지 사운드가 일시적인 유행을 넘어 현대 대중음악의 영구적인 어휘로 정착하는 데 결정적으로 기여한 음반입니다.</w:t>
+        <w:t>디스코의 문법을 계승하면서도 유로비트와 하우스 뮤직으로 이어지는 징검다리 역할을 완벽히 수행한 음악사적 결절점(Junction)입니다. 아날로그 신시사이저의 하모닉스와 리얼 보컬의 다이내믹 레인지가 완벽한 황금비율을 이루고 있습니다.</w:t>
       </w:r>
     </w:p>
     <w:p>
@@ -444,7 +463,7 @@
           <w:b w:val="0"/>
           <w:sz w:val="21"/>
         </w:rPr>
-        <w:t>급격한 기술 발전과 도시화가 진행되던 1980년대, 청춘들은 화려한 네온사인 아래 모여 음악을 통해 내면의 갈증과 불안을 뜨겁게 분출했습니다. 본 음반의 그루브에는 당대 젊은이들이 공유했던 낭만과 자유에 대한 갈망, 그리고 눈부신 조명 뒤편에 서려 있던 아련한 시대적 공기가 고스란히 각인되어 있습니다.</w:t>
+        <w:t>급격한 현대화와 소비문화가 만개하던 80년대, 네온사인이 일렁이던 밤거리와 청춘들의 자유를 향한 갈망이 고스란히 담겨 있습니다. 주말의 해방감을 위해 턴테이블 앞에 모여들던 당대 젊은이들의 심장 박동과 시대적 공기가 고스란히 각인되어 있습니다.</w:t>
       </w:r>
     </w:p>
     <w:p>
@@ -489,7 +508,7 @@
           <w:b w:val="0"/>
           <w:sz w:val="21"/>
         </w:rPr>
-        <w:t>휘몰아치는 시퀀서 리듬 위로 폭발적인 가창력이 빛을 발하는 트랙들과 드라마틱한 브라스 신스가 어우러진 댄스 넘버들이 균형 있게 배치되어 있습니다. 질주하는 4온더플로어(4-on-the-floor) 비트 속에서도 멜로디는 고전 팝 특유의 애틋한 서정성을 잃지 않아, 감상할수록 깊은 여운을 남깁니다.</w:t>
+        <w:t>장르의 효시로 꼽히는 이블린 토마스(Evelyn Thomas) 풍의 웅장한 드라이브감과 질주하는 신시사이저 베이스라인이 압권인 타이틀 트랙을 비롯해, 애절한 멜로디 라인 위에 폭발적인 옥타브를 얹어낸 하이 에너지 찬가들이 빈틈없이 수록되어 듣는 내내 드라마틱한 감정선을 유도합니다.</w:t>
       </w:r>
     </w:p>
     <w:p>
@@ -520,7 +539,7 @@
           <w:b w:val="0"/>
           <w:sz w:val="21"/>
         </w:rPr>
-        <w:t>디지털 음원에서 느껴지는 차가운 선명함 대신, 오리지널 바이닐 특유의 두툼하고 밀도 높은 아날로그 저음역이 독보적인 감흥을 자아냅니다. 특히 진공관 앰프를 거칠 때 신시사이저의 날카로운 배음이 부드럽고 따스하게 감싸지며, 턴테이블 카트리지가 긁어내는 묵직한 펀치감은 리스닝 룸을 당대의 생생한 음악 현장으로 탈바꿈시켜 줍니다.</w:t>
+        <w:t>진공관 앰프의 온기와 MM/MC 카트리지가 긁어내는 바이닐 특유의 두터운 중저역은 디지털 리마스터링 음원에서 느낄 수 없는 묵직한 타격감을 선사합니다. 볼륨을 평소보다 한 눈금 높이고, 바늘이 굵직한 그루브를 탈 때 피어오르는 아날로그 신스의 입체적인 공간감에 귀를 기울이시길 권합니다.</w:t>
       </w:r>
     </w:p>
     <w:p>
@@ -551,7 +570,7 @@
           <w:b w:val="0"/>
           <w:sz w:val="21"/>
         </w:rPr>
-        <w:t>80년대 아날로그 신스 사운드의 정점과 당대 클럽 컬처의 에너지를 가장 정직한 다이내믹 레인지로 간직할 수 있는 소중한 빈티지 유산입니다. 시대를 풍미했던 사운드의 원형이 담겨 있어, 정통 팝과 일렉트로닉 음악의 역사를 조망하고자 하는 LP 컬렉터라면 필히 서가에 갖추어야 할 음반입니다.</w:t>
+        <w:t>80년대 일렉트로닉 댄스 팝의 정수가 담긴 오리지널 바이닐로서, 시대의 사운드 디자인과 아날로그 프레싱의 원형을 확인할 수 있는 컬렉터스 아이템이자 파티와 클래식 팝 감상 모두를 만족시키는 전천후 명반입니다.</w:t>
       </w:r>
     </w:p>
     <w:p>
@@ -565,7 +584,7 @@
           <w:color w:val="4338CA"/>
           <w:sz w:val="21"/>
         </w:rPr>
-        <w:t>이 음반을 통해 턴테이블 위에서 되살아나는 찬란한 80년대의 고동과 서정적인 아날로그 멜로디가 전해주는 감동을 다시 한번 경험해 보시는 것은 어떨까요?</w:t>
+        <w:t>이 음반을 통해 아날로그 바늘 끝에서 피어나는 화려했던 80년대의 열정과 순수한 비트가 전해주는 감동을 다시 한번 경험해 보시는 것은 어떨까요?</w:t>
       </w:r>
     </w:p>
     <w:sectPr>
